--- a/Power BI/2. Preparación de Datos/Talleres/Taller Netflix.docx
+++ b/Power BI/2. Preparación de Datos/Talleres/Taller Netflix.docx
@@ -1,6 +1,6 @@
 
 <file path=word/document.xml><?xml version="1.0" encoding="utf-8"?>
-<w:document xmlns:wpc="http://schemas.microsoft.com/office/word/2010/wordprocessingCanvas" xmlns:cx="http://schemas.microsoft.com/office/drawing/2014/chartex" xmlns:cx1="http://schemas.microsoft.com/office/drawing/2015/9/8/chartex" xmlns:cx2="http://schemas.microsoft.com/office/drawing/2015/10/21/chartex" xmlns:cx3="http://schemas.microsoft.com/office/drawing/2016/5/9/chartex" xmlns:cx4="http://schemas.microsoft.com/office/drawing/2016/5/10/chartex" xmlns:cx5="http://schemas.microsoft.com/office/drawing/2016/5/11/chartex" xmlns:cx6="http://schemas.microsoft.com/office/drawing/2016/5/12/chartex" xmlns:cx7="http://schemas.microsoft.com/office/drawing/2016/5/13/chartex" xmlns:cx8="http://schemas.microsoft.com/office/drawing/2016/5/14/chartex" xmlns:mc="http://schemas.openxmlformats.org/markup-compatibility/2006" xmlns:aink="http://schemas.microsoft.com/office/drawing/2016/ink" xmlns:am3d="http://schemas.microsoft.com/office/drawing/2017/model3d" xmlns:o="urn:schemas-microsoft-com:office:office" xmlns:oel="http://schemas.microsoft.com/office/2019/extlst" xmlns:r="http://schemas.openxmlformats.org/officeDocument/2006/relationships" xmlns:m="http://schemas.openxmlformats.org/officeDocument/2006/math" xmlns:v="urn:schemas-microsoft-com:vml" xmlns:wp14="http://schemas.microsoft.com/office/word/2010/wordprocessingDrawing" xmlns:wp="http://schemas.openxmlformats.org/drawingml/2006/wordprocessingDrawing" xmlns:w10="urn:schemas-microsoft-com:office:word" xmlns:w="http://schemas.openxmlformats.org/wordprocessingml/2006/main" xmlns:w14="http://schemas.microsoft.com/office/word/2010/wordml" xmlns:w15="http://schemas.microsoft.com/office/word/2012/wordml" xmlns:w16cex="http://schemas.microsoft.com/office/word/2018/wordml/cex" xmlns:w16cid="http://schemas.microsoft.com/office/word/2016/wordml/cid" xmlns:w16="http://schemas.microsoft.com/office/word/2018/wordml" xmlns:w16du="http://schemas.microsoft.com/office/word/2023/wordml/word16du" xmlns:w16sdtdh="http://schemas.microsoft.com/office/word/2020/wordml/sdtdatahash" xmlns:w16se="http://schemas.microsoft.com/office/word/2015/wordml/symex" xmlns:wpg="http://schemas.microsoft.com/office/word/2010/wordprocessingGroup" xmlns:wpi="http://schemas.microsoft.com/office/word/2010/wordprocessingInk" xmlns:wne="http://schemas.microsoft.com/office/word/2006/wordml" xmlns:wps="http://schemas.microsoft.com/office/word/2010/wordprocessingShape" mc:Ignorable="w14 w15 w16se w16cid w16 w16cex w16sdtdh w16du wp14">
+<w:document xmlns:wpc="http://schemas.microsoft.com/office/word/2010/wordprocessingCanvas" xmlns:cx="http://schemas.microsoft.com/office/drawing/2014/chartex" xmlns:cx1="http://schemas.microsoft.com/office/drawing/2015/9/8/chartex" xmlns:cx2="http://schemas.microsoft.com/office/drawing/2015/10/21/chartex" xmlns:cx3="http://schemas.microsoft.com/office/drawing/2016/5/9/chartex" xmlns:cx4="http://schemas.microsoft.com/office/drawing/2016/5/10/chartex" xmlns:cx5="http://schemas.microsoft.com/office/drawing/2016/5/11/chartex" xmlns:cx6="http://schemas.microsoft.com/office/drawing/2016/5/12/chartex" xmlns:cx7="http://schemas.microsoft.com/office/drawing/2016/5/13/chartex" xmlns:cx8="http://schemas.microsoft.com/office/drawing/2016/5/14/chartex" xmlns:mc="http://schemas.openxmlformats.org/markup-compatibility/2006" xmlns:aink="http://schemas.microsoft.com/office/drawing/2016/ink" xmlns:am3d="http://schemas.microsoft.com/office/drawing/2017/model3d" xmlns:o="urn:schemas-microsoft-com:office:office" xmlns:oel="http://schemas.microsoft.com/office/2019/extlst" xmlns:r="http://schemas.openxmlformats.org/officeDocument/2006/relationships" xmlns:m="http://schemas.openxmlformats.org/officeDocument/2006/math" xmlns:v="urn:schemas-microsoft-com:vml" xmlns:wp14="http://schemas.microsoft.com/office/word/2010/wordprocessingDrawing" xmlns:wp="http://schemas.openxmlformats.org/drawingml/2006/wordprocessingDrawing" xmlns:w10="urn:schemas-microsoft-com:office:word" xmlns:w="http://schemas.openxmlformats.org/wordprocessingml/2006/main" xmlns:w14="http://schemas.microsoft.com/office/word/2010/wordml" xmlns:w15="http://schemas.microsoft.com/office/word/2012/wordml" xmlns:w16cex="http://schemas.microsoft.com/office/word/2018/wordml/cex" xmlns:w16cid="http://schemas.microsoft.com/office/word/2016/wordml/cid" xmlns:w16="http://schemas.microsoft.com/office/word/2018/wordml" xmlns:w16du="http://schemas.microsoft.com/office/word/2023/wordml/word16du" xmlns:w16sdtdh="http://schemas.microsoft.com/office/word/2020/wordml/sdtdatahash" xmlns:w16sdtfl="http://schemas.microsoft.com/office/word/2024/wordml/sdtformatlock" xmlns:w16se="http://schemas.microsoft.com/office/word/2015/wordml/symex" xmlns:wpg="http://schemas.microsoft.com/office/word/2010/wordprocessingGroup" xmlns:wpi="http://schemas.microsoft.com/office/word/2010/wordprocessingInk" xmlns:wne="http://schemas.microsoft.com/office/word/2006/wordml" xmlns:wps="http://schemas.microsoft.com/office/word/2010/wordprocessingShape" mc:Ignorable="w14 w15 w16se w16cid w16 w16cex w16sdtdh w16sdtfl w16du wp14">
   <w:body>
     <w:p>
       <w:pPr>
@@ -247,19 +247,7 @@
         <w:t>tabla dinámica y un gráfico</w:t>
       </w:r>
       <w:r>
-        <w:t xml:space="preserve"> con el número de </w:t>
-      </w:r>
-      <w:r>
-        <w:t>títulos</w:t>
-      </w:r>
-      <w:r>
-        <w:t xml:space="preserve"> y promedio de duración en minutos, de las </w:t>
-      </w:r>
-      <w:r>
-        <w:t>películas</w:t>
-      </w:r>
-      <w:r>
-        <w:t xml:space="preserve"> de acuerdo con </w:t>
+        <w:t xml:space="preserve"> con el número de títulos y promedio de duración en minutos, de las películas de acuerdo con </w:t>
       </w:r>
       <w:r>
         <w:t>su</w:t>
@@ -281,29 +269,13 @@
         <w:jc w:val="both"/>
       </w:pPr>
       <w:r>
-        <w:t xml:space="preserve">Calcular el número de </w:t>
-      </w:r>
-      <w:r>
-        <w:t>títulos</w:t>
-      </w:r>
-      <w:r>
-        <w:t xml:space="preserve">, el promedio, mínimo y máximo de duración en minutos, de las </w:t>
-      </w:r>
-      <w:r>
-        <w:t>películas</w:t>
-      </w:r>
-      <w:r>
-        <w:t xml:space="preserve"> de </w:t>
-      </w:r>
-      <w:r>
-        <w:t>Netflix</w:t>
+        <w:t>Calcular el número de títulos, el promedio, mínimo y máximo de duración en minutos, de las películas de Netflix</w:t>
       </w:r>
       <w:r>
         <w:t>.</w:t>
       </w:r>
     </w:p>
     <w:sectPr>
-      <w:headerReference w:type="default" r:id="rId7"/>
       <w:pgSz w:w="12240" w:h="15840"/>
       <w:pgMar w:top="1417" w:right="1701" w:bottom="1417" w:left="1701" w:header="708" w:footer="708" w:gutter="0"/>
       <w:cols w:space="708"/>
@@ -314,7 +286,7 @@
 </file>
 
 <file path=word/endnotes.xml><?xml version="1.0" encoding="utf-8"?>
-<w:endnotes xmlns:wpc="http://schemas.microsoft.com/office/word/2010/wordprocessingCanvas" xmlns:cx="http://schemas.microsoft.com/office/drawing/2014/chartex" xmlns:cx1="http://schemas.microsoft.com/office/drawing/2015/9/8/chartex" xmlns:cx2="http://schemas.microsoft.com/office/drawing/2015/10/21/chartex" xmlns:cx3="http://schemas.microsoft.com/office/drawing/2016/5/9/chartex" xmlns:cx4="http://schemas.microsoft.com/office/drawing/2016/5/10/chartex" xmlns:cx5="http://schemas.microsoft.com/office/drawing/2016/5/11/chartex" xmlns:cx6="http://schemas.microsoft.com/office/drawing/2016/5/12/chartex" xmlns:cx7="http://schemas.microsoft.com/office/drawing/2016/5/13/chartex" xmlns:cx8="http://schemas.microsoft.com/office/drawing/2016/5/14/chartex" xmlns:mc="http://schemas.openxmlformats.org/markup-compatibility/2006" xmlns:aink="http://schemas.microsoft.com/office/drawing/2016/ink" xmlns:am3d="http://schemas.microsoft.com/office/drawing/2017/model3d" xmlns:o="urn:schemas-microsoft-com:office:office" xmlns:oel="http://schemas.microsoft.com/office/2019/extlst" xmlns:r="http://schemas.openxmlformats.org/officeDocument/2006/relationships" xmlns:m="http://schemas.openxmlformats.org/officeDocument/2006/math" xmlns:v="urn:schemas-microsoft-com:vml" xmlns:wp14="http://schemas.microsoft.com/office/word/2010/wordprocessingDrawing" xmlns:wp="http://schemas.openxmlformats.org/drawingml/2006/wordprocessingDrawing" xmlns:w10="urn:schemas-microsoft-com:office:word" xmlns:w="http://schemas.openxmlformats.org/wordprocessingml/2006/main" xmlns:w14="http://schemas.microsoft.com/office/word/2010/wordml" xmlns:w15="http://schemas.microsoft.com/office/word/2012/wordml" xmlns:w16cex="http://schemas.microsoft.com/office/word/2018/wordml/cex" xmlns:w16cid="http://schemas.microsoft.com/office/word/2016/wordml/cid" xmlns:w16="http://schemas.microsoft.com/office/word/2018/wordml" xmlns:w16du="http://schemas.microsoft.com/office/word/2023/wordml/word16du" xmlns:w16sdtdh="http://schemas.microsoft.com/office/word/2020/wordml/sdtdatahash" xmlns:w16se="http://schemas.microsoft.com/office/word/2015/wordml/symex" xmlns:wpg="http://schemas.microsoft.com/office/word/2010/wordprocessingGroup" xmlns:wpi="http://schemas.microsoft.com/office/word/2010/wordprocessingInk" xmlns:wne="http://schemas.microsoft.com/office/word/2006/wordml" xmlns:wps="http://schemas.microsoft.com/office/word/2010/wordprocessingShape" mc:Ignorable="w14 w15 w16se w16cid w16 w16cex w16sdtdh w16du wp14">
+<w:endnotes xmlns:wpc="http://schemas.microsoft.com/office/word/2010/wordprocessingCanvas" xmlns:cx="http://schemas.microsoft.com/office/drawing/2014/chartex" xmlns:cx1="http://schemas.microsoft.com/office/drawing/2015/9/8/chartex" xmlns:cx2="http://schemas.microsoft.com/office/drawing/2015/10/21/chartex" xmlns:cx3="http://schemas.microsoft.com/office/drawing/2016/5/9/chartex" xmlns:cx4="http://schemas.microsoft.com/office/drawing/2016/5/10/chartex" xmlns:cx5="http://schemas.microsoft.com/office/drawing/2016/5/11/chartex" xmlns:cx6="http://schemas.microsoft.com/office/drawing/2016/5/12/chartex" xmlns:cx7="http://schemas.microsoft.com/office/drawing/2016/5/13/chartex" xmlns:cx8="http://schemas.microsoft.com/office/drawing/2016/5/14/chartex" xmlns:mc="http://schemas.openxmlformats.org/markup-compatibility/2006" xmlns:aink="http://schemas.microsoft.com/office/drawing/2016/ink" xmlns:am3d="http://schemas.microsoft.com/office/drawing/2017/model3d" xmlns:o="urn:schemas-microsoft-com:office:office" xmlns:oel="http://schemas.microsoft.com/office/2019/extlst" xmlns:r="http://schemas.openxmlformats.org/officeDocument/2006/relationships" xmlns:m="http://schemas.openxmlformats.org/officeDocument/2006/math" xmlns:v="urn:schemas-microsoft-com:vml" xmlns:wp14="http://schemas.microsoft.com/office/word/2010/wordprocessingDrawing" xmlns:wp="http://schemas.openxmlformats.org/drawingml/2006/wordprocessingDrawing" xmlns:w10="urn:schemas-microsoft-com:office:word" xmlns:w="http://schemas.openxmlformats.org/wordprocessingml/2006/main" xmlns:w14="http://schemas.microsoft.com/office/word/2010/wordml" xmlns:w15="http://schemas.microsoft.com/office/word/2012/wordml" xmlns:w16cex="http://schemas.microsoft.com/office/word/2018/wordml/cex" xmlns:w16cid="http://schemas.microsoft.com/office/word/2016/wordml/cid" xmlns:w16="http://schemas.microsoft.com/office/word/2018/wordml" xmlns:w16du="http://schemas.microsoft.com/office/word/2023/wordml/word16du" xmlns:w16sdtdh="http://schemas.microsoft.com/office/word/2020/wordml/sdtdatahash" xmlns:w16sdtfl="http://schemas.microsoft.com/office/word/2024/wordml/sdtformatlock" xmlns:w16se="http://schemas.microsoft.com/office/word/2015/wordml/symex" xmlns:wpg="http://schemas.microsoft.com/office/word/2010/wordprocessingGroup" xmlns:wpi="http://schemas.microsoft.com/office/word/2010/wordprocessingInk" xmlns:wne="http://schemas.microsoft.com/office/word/2006/wordml" xmlns:wps="http://schemas.microsoft.com/office/word/2010/wordprocessingShape" mc:Ignorable="w14 w15 w16se w16cid w16 w16cex w16sdtdh w16sdtfl w16du wp14">
   <w:endnote w:type="separator" w:id="-1">
     <w:p>
       <w:pPr>
@@ -339,7 +311,7 @@
 </file>
 
 <file path=word/footnotes.xml><?xml version="1.0" encoding="utf-8"?>
-<w:footnotes xmlns:wpc="http://schemas.microsoft.com/office/word/2010/wordprocessingCanvas" xmlns:cx="http://schemas.microsoft.com/office/drawing/2014/chartex" xmlns:cx1="http://schemas.microsoft.com/office/drawing/2015/9/8/chartex" xmlns:cx2="http://schemas.microsoft.com/office/drawing/2015/10/21/chartex" xmlns:cx3="http://schemas.microsoft.com/office/drawing/2016/5/9/chartex" xmlns:cx4="http://schemas.microsoft.com/office/drawing/2016/5/10/chartex" xmlns:cx5="http://schemas.microsoft.com/office/drawing/2016/5/11/chartex" xmlns:cx6="http://schemas.microsoft.com/office/drawing/2016/5/12/chartex" xmlns:cx7="http://schemas.microsoft.com/office/drawing/2016/5/13/chartex" xmlns:cx8="http://schemas.microsoft.com/office/drawing/2016/5/14/chartex" xmlns:mc="http://schemas.openxmlformats.org/markup-compatibility/2006" xmlns:aink="http://schemas.microsoft.com/office/drawing/2016/ink" xmlns:am3d="http://schemas.microsoft.com/office/drawing/2017/model3d" xmlns:o="urn:schemas-microsoft-com:office:office" xmlns:oel="http://schemas.microsoft.com/office/2019/extlst" xmlns:r="http://schemas.openxmlformats.org/officeDocument/2006/relationships" xmlns:m="http://schemas.openxmlformats.org/officeDocument/2006/math" xmlns:v="urn:schemas-microsoft-com:vml" xmlns:wp14="http://schemas.microsoft.com/office/word/2010/wordprocessingDrawing" xmlns:wp="http://schemas.openxmlformats.org/drawingml/2006/wordprocessingDrawing" xmlns:w10="urn:schemas-microsoft-com:office:word" xmlns:w="http://schemas.openxmlformats.org/wordprocessingml/2006/main" xmlns:w14="http://schemas.microsoft.com/office/word/2010/wordml" xmlns:w15="http://schemas.microsoft.com/office/word/2012/wordml" xmlns:w16cex="http://schemas.microsoft.com/office/word/2018/wordml/cex" xmlns:w16cid="http://schemas.microsoft.com/office/word/2016/wordml/cid" xmlns:w16="http://schemas.microsoft.com/office/word/2018/wordml" xmlns:w16du="http://schemas.microsoft.com/office/word/2023/wordml/word16du" xmlns:w16sdtdh="http://schemas.microsoft.com/office/word/2020/wordml/sdtdatahash" xmlns:w16se="http://schemas.microsoft.com/office/word/2015/wordml/symex" xmlns:wpg="http://schemas.microsoft.com/office/word/2010/wordprocessingGroup" xmlns:wpi="http://schemas.microsoft.com/office/word/2010/wordprocessingInk" xmlns:wne="http://schemas.microsoft.com/office/word/2006/wordml" xmlns:wps="http://schemas.microsoft.com/office/word/2010/wordprocessingShape" mc:Ignorable="w14 w15 w16se w16cid w16 w16cex w16sdtdh w16du wp14">
+<w:footnotes xmlns:wpc="http://schemas.microsoft.com/office/word/2010/wordprocessingCanvas" xmlns:cx="http://schemas.microsoft.com/office/drawing/2014/chartex" xmlns:cx1="http://schemas.microsoft.com/office/drawing/2015/9/8/chartex" xmlns:cx2="http://schemas.microsoft.com/office/drawing/2015/10/21/chartex" xmlns:cx3="http://schemas.microsoft.com/office/drawing/2016/5/9/chartex" xmlns:cx4="http://schemas.microsoft.com/office/drawing/2016/5/10/chartex" xmlns:cx5="http://schemas.microsoft.com/office/drawing/2016/5/11/chartex" xmlns:cx6="http://schemas.microsoft.com/office/drawing/2016/5/12/chartex" xmlns:cx7="http://schemas.microsoft.com/office/drawing/2016/5/13/chartex" xmlns:cx8="http://schemas.microsoft.com/office/drawing/2016/5/14/chartex" xmlns:mc="http://schemas.openxmlformats.org/markup-compatibility/2006" xmlns:aink="http://schemas.microsoft.com/office/drawing/2016/ink" xmlns:am3d="http://schemas.microsoft.com/office/drawing/2017/model3d" xmlns:o="urn:schemas-microsoft-com:office:office" xmlns:oel="http://schemas.microsoft.com/office/2019/extlst" xmlns:r="http://schemas.openxmlformats.org/officeDocument/2006/relationships" xmlns:m="http://schemas.openxmlformats.org/officeDocument/2006/math" xmlns:v="urn:schemas-microsoft-com:vml" xmlns:wp14="http://schemas.microsoft.com/office/word/2010/wordprocessingDrawing" xmlns:wp="http://schemas.openxmlformats.org/drawingml/2006/wordprocessingDrawing" xmlns:w10="urn:schemas-microsoft-com:office:word" xmlns:w="http://schemas.openxmlformats.org/wordprocessingml/2006/main" xmlns:w14="http://schemas.microsoft.com/office/word/2010/wordml" xmlns:w15="http://schemas.microsoft.com/office/word/2012/wordml" xmlns:w16cex="http://schemas.microsoft.com/office/word/2018/wordml/cex" xmlns:w16cid="http://schemas.microsoft.com/office/word/2016/wordml/cid" xmlns:w16="http://schemas.microsoft.com/office/word/2018/wordml" xmlns:w16du="http://schemas.microsoft.com/office/word/2023/wordml/word16du" xmlns:w16sdtdh="http://schemas.microsoft.com/office/word/2020/wordml/sdtdatahash" xmlns:w16sdtfl="http://schemas.microsoft.com/office/word/2024/wordml/sdtformatlock" xmlns:w16se="http://schemas.microsoft.com/office/word/2015/wordml/symex" xmlns:wpg="http://schemas.microsoft.com/office/word/2010/wordprocessingGroup" xmlns:wpi="http://schemas.microsoft.com/office/word/2010/wordprocessingInk" xmlns:wne="http://schemas.microsoft.com/office/word/2006/wordml" xmlns:wps="http://schemas.microsoft.com/office/word/2010/wordprocessingShape" mc:Ignorable="w14 w15 w16se w16cid w16 w16cex w16sdtdh w16sdtfl w16du wp14">
   <w:footnote w:type="separator" w:id="-1">
     <w:p>
       <w:pPr>
@@ -363,114 +335,8 @@
 </w:footnotes>
 </file>
 
-<file path=word/header1.xml><?xml version="1.0" encoding="utf-8"?>
-<w:hdr xmlns:wpc="http://schemas.microsoft.com/office/word/2010/wordprocessingCanvas" xmlns:cx="http://schemas.microsoft.com/office/drawing/2014/chartex" xmlns:cx1="http://schemas.microsoft.com/office/drawing/2015/9/8/chartex" xmlns:cx2="http://schemas.microsoft.com/office/drawing/2015/10/21/chartex" xmlns:cx3="http://schemas.microsoft.com/office/drawing/2016/5/9/chartex" xmlns:cx4="http://schemas.microsoft.com/office/drawing/2016/5/10/chartex" xmlns:cx5="http://schemas.microsoft.com/office/drawing/2016/5/11/chartex" xmlns:cx6="http://schemas.microsoft.com/office/drawing/2016/5/12/chartex" xmlns:cx7="http://schemas.microsoft.com/office/drawing/2016/5/13/chartex" xmlns:cx8="http://schemas.microsoft.com/office/drawing/2016/5/14/chartex" xmlns:mc="http://schemas.openxmlformats.org/markup-compatibility/2006" xmlns:aink="http://schemas.microsoft.com/office/drawing/2016/ink" xmlns:am3d="http://schemas.microsoft.com/office/drawing/2017/model3d" xmlns:o="urn:schemas-microsoft-com:office:office" xmlns:oel="http://schemas.microsoft.com/office/2019/extlst" xmlns:r="http://schemas.openxmlformats.org/officeDocument/2006/relationships" xmlns:m="http://schemas.openxmlformats.org/officeDocument/2006/math" xmlns:v="urn:schemas-microsoft-com:vml" xmlns:wp14="http://schemas.microsoft.com/office/word/2010/wordprocessingDrawing" xmlns:wp="http://schemas.openxmlformats.org/drawingml/2006/wordprocessingDrawing" xmlns:w10="urn:schemas-microsoft-com:office:word" xmlns:w="http://schemas.openxmlformats.org/wordprocessingml/2006/main" xmlns:w14="http://schemas.microsoft.com/office/word/2010/wordml" xmlns:w15="http://schemas.microsoft.com/office/word/2012/wordml" xmlns:w16cex="http://schemas.microsoft.com/office/word/2018/wordml/cex" xmlns:w16cid="http://schemas.microsoft.com/office/word/2016/wordml/cid" xmlns:w16="http://schemas.microsoft.com/office/word/2018/wordml" xmlns:w16du="http://schemas.microsoft.com/office/word/2023/wordml/word16du" xmlns:w16sdtdh="http://schemas.microsoft.com/office/word/2020/wordml/sdtdatahash" xmlns:w16se="http://schemas.microsoft.com/office/word/2015/wordml/symex" xmlns:wpg="http://schemas.microsoft.com/office/word/2010/wordprocessingGroup" xmlns:wpi="http://schemas.microsoft.com/office/word/2010/wordprocessingInk" xmlns:wne="http://schemas.microsoft.com/office/word/2006/wordml" xmlns:wps="http://schemas.microsoft.com/office/word/2010/wordprocessingShape" mc:Ignorable="w14 w15 w16se w16cid w16 w16cex w16sdtdh w16du wp14">
-  <w:tbl>
-    <w:tblPr>
-      <w:tblStyle w:val="Tablaconcuadrcula"/>
-      <w:tblW w:w="0" w:type="auto"/>
-      <w:tblLook w:val="04A0" w:firstRow="1" w:lastRow="0" w:firstColumn="1" w:lastColumn="0" w:noHBand="0" w:noVBand="1"/>
-    </w:tblPr>
-    <w:tblGrid>
-      <w:gridCol w:w="4414"/>
-      <w:gridCol w:w="4414"/>
-    </w:tblGrid>
-    <w:tr>
-      <w:tc>
-        <w:tcPr>
-          <w:tcW w:w="4414" w:type="dxa"/>
-        </w:tcPr>
-        <w:p>
-          <w:pPr>
-            <w:pStyle w:val="Encabezado"/>
-            <w:jc w:val="center"/>
-          </w:pPr>
-          <w:r>
-            <w:rPr>
-              <w:noProof/>
-            </w:rPr>
-            <w:drawing>
-              <wp:inline distT="0" distB="0" distL="0" distR="0" wp14:anchorId="771B94E0" wp14:editId="23739435">
-                <wp:extent cx="1986643" cy="422145"/>
-                <wp:effectExtent l="0" t="0" r="0" b="0"/>
-                <wp:docPr id="1521826294" name="Imagen 2" descr="¿Qué es Casatinta?"/>
-                <wp:cNvGraphicFramePr>
-                  <a:graphicFrameLocks xmlns:a="http://schemas.openxmlformats.org/drawingml/2006/main" noChangeAspect="1"/>
-                </wp:cNvGraphicFramePr>
-                <a:graphic xmlns:a="http://schemas.openxmlformats.org/drawingml/2006/main">
-                  <a:graphicData uri="http://schemas.openxmlformats.org/drawingml/2006/picture">
-                    <pic:pic xmlns:pic="http://schemas.openxmlformats.org/drawingml/2006/picture">
-                      <pic:nvPicPr>
-                        <pic:cNvPr id="0" name="Picture 3" descr="¿Qué es Casatinta?"/>
-                        <pic:cNvPicPr>
-                          <a:picLocks noChangeAspect="1" noChangeArrowheads="1"/>
-                        </pic:cNvPicPr>
-                      </pic:nvPicPr>
-                      <pic:blipFill>
-                        <a:blip r:embed="rId1">
-                          <a:extLst>
-                            <a:ext uri="{28A0092B-C50C-407E-A947-70E740481C1C}">
-                              <a14:useLocalDpi xmlns:a14="http://schemas.microsoft.com/office/drawing/2010/main" val="0"/>
-                            </a:ext>
-                          </a:extLst>
-                        </a:blip>
-                        <a:srcRect/>
-                        <a:stretch>
-                          <a:fillRect/>
-                        </a:stretch>
-                      </pic:blipFill>
-                      <pic:spPr bwMode="auto">
-                        <a:xfrm>
-                          <a:off x="0" y="0"/>
-                          <a:ext cx="1986643" cy="422145"/>
-                        </a:xfrm>
-                        <a:prstGeom prst="rect">
-                          <a:avLst/>
-                        </a:prstGeom>
-                        <a:noFill/>
-                        <a:ln>
-                          <a:noFill/>
-                        </a:ln>
-                      </pic:spPr>
-                    </pic:pic>
-                  </a:graphicData>
-                </a:graphic>
-              </wp:inline>
-            </w:drawing>
-          </w:r>
-        </w:p>
-      </w:tc>
-      <w:tc>
-        <w:tcPr>
-          <w:tcW w:w="4414" w:type="dxa"/>
-        </w:tcPr>
-        <w:p>
-          <w:pPr>
-            <w:pStyle w:val="Encabezado"/>
-          </w:pPr>
-        </w:p>
-        <w:p>
-          <w:pPr>
-            <w:pStyle w:val="Encabezado"/>
-            <w:jc w:val="center"/>
-          </w:pPr>
-          <w:r>
-            <w:t>Taller No. 1 – Base Netflix</w:t>
-          </w:r>
-        </w:p>
-      </w:tc>
-    </w:tr>
-  </w:tbl>
-  <w:p>
-    <w:pPr>
-      <w:pStyle w:val="Encabezado"/>
-    </w:pPr>
-  </w:p>
-</w:hdr>
-</file>
-
 <file path=word/numbering.xml><?xml version="1.0" encoding="utf-8"?>
-<w:numbering xmlns:wpc="http://schemas.microsoft.com/office/word/2010/wordprocessingCanvas" xmlns:cx="http://schemas.microsoft.com/office/drawing/2014/chartex" xmlns:cx1="http://schemas.microsoft.com/office/drawing/2015/9/8/chartex" xmlns:cx2="http://schemas.microsoft.com/office/drawing/2015/10/21/chartex" xmlns:cx3="http://schemas.microsoft.com/office/drawing/2016/5/9/chartex" xmlns:cx4="http://schemas.microsoft.com/office/drawing/2016/5/10/chartex" xmlns:cx5="http://schemas.microsoft.com/office/drawing/2016/5/11/chartex" xmlns:cx6="http://schemas.microsoft.com/office/drawing/2016/5/12/chartex" xmlns:cx7="http://schemas.microsoft.com/office/drawing/2016/5/13/chartex" xmlns:cx8="http://schemas.microsoft.com/office/drawing/2016/5/14/chartex" xmlns:mc="http://schemas.openxmlformats.org/markup-compatibility/2006" xmlns:aink="http://schemas.microsoft.com/office/drawing/2016/ink" xmlns:am3d="http://schemas.microsoft.com/office/drawing/2017/model3d" xmlns:o="urn:schemas-microsoft-com:office:office" xmlns:oel="http://schemas.microsoft.com/office/2019/extlst" xmlns:r="http://schemas.openxmlformats.org/officeDocument/2006/relationships" xmlns:m="http://schemas.openxmlformats.org/officeDocument/2006/math" xmlns:v="urn:schemas-microsoft-com:vml" xmlns:wp14="http://schemas.microsoft.com/office/word/2010/wordprocessingDrawing" xmlns:wp="http://schemas.openxmlformats.org/drawingml/2006/wordprocessingDrawing" xmlns:w10="urn:schemas-microsoft-com:office:word" xmlns:w="http://schemas.openxmlformats.org/wordprocessingml/2006/main" xmlns:w14="http://schemas.microsoft.com/office/word/2010/wordml" xmlns:w15="http://schemas.microsoft.com/office/word/2012/wordml" xmlns:w16cex="http://schemas.microsoft.com/office/word/2018/wordml/cex" xmlns:w16cid="http://schemas.microsoft.com/office/word/2016/wordml/cid" xmlns:w16="http://schemas.microsoft.com/office/word/2018/wordml" xmlns:w16du="http://schemas.microsoft.com/office/word/2023/wordml/word16du" xmlns:w16sdtdh="http://schemas.microsoft.com/office/word/2020/wordml/sdtdatahash" xmlns:w16se="http://schemas.microsoft.com/office/word/2015/wordml/symex" xmlns:wpg="http://schemas.microsoft.com/office/word/2010/wordprocessingGroup" xmlns:wpi="http://schemas.microsoft.com/office/word/2010/wordprocessingInk" xmlns:wne="http://schemas.microsoft.com/office/word/2006/wordml" xmlns:wps="http://schemas.microsoft.com/office/word/2010/wordprocessingShape" mc:Ignorable="w14 w15 w16se w16cid w16 w16cex w16sdtdh w16du wp14">
+<w:numbering xmlns:wpc="http://schemas.microsoft.com/office/word/2010/wordprocessingCanvas" xmlns:cx="http://schemas.microsoft.com/office/drawing/2014/chartex" xmlns:cx1="http://schemas.microsoft.com/office/drawing/2015/9/8/chartex" xmlns:cx2="http://schemas.microsoft.com/office/drawing/2015/10/21/chartex" xmlns:cx3="http://schemas.microsoft.com/office/drawing/2016/5/9/chartex" xmlns:cx4="http://schemas.microsoft.com/office/drawing/2016/5/10/chartex" xmlns:cx5="http://schemas.microsoft.com/office/drawing/2016/5/11/chartex" xmlns:cx6="http://schemas.microsoft.com/office/drawing/2016/5/12/chartex" xmlns:cx7="http://schemas.microsoft.com/office/drawing/2016/5/13/chartex" xmlns:cx8="http://schemas.microsoft.com/office/drawing/2016/5/14/chartex" xmlns:mc="http://schemas.openxmlformats.org/markup-compatibility/2006" xmlns:aink="http://schemas.microsoft.com/office/drawing/2016/ink" xmlns:am3d="http://schemas.microsoft.com/office/drawing/2017/model3d" xmlns:o="urn:schemas-microsoft-com:office:office" xmlns:oel="http://schemas.microsoft.com/office/2019/extlst" xmlns:r="http://schemas.openxmlformats.org/officeDocument/2006/relationships" xmlns:m="http://schemas.openxmlformats.org/officeDocument/2006/math" xmlns:v="urn:schemas-microsoft-com:vml" xmlns:wp14="http://schemas.microsoft.com/office/word/2010/wordprocessingDrawing" xmlns:wp="http://schemas.openxmlformats.org/drawingml/2006/wordprocessingDrawing" xmlns:w10="urn:schemas-microsoft-com:office:word" xmlns:w="http://schemas.openxmlformats.org/wordprocessingml/2006/main" xmlns:w14="http://schemas.microsoft.com/office/word/2010/wordml" xmlns:w15="http://schemas.microsoft.com/office/word/2012/wordml" xmlns:w16cex="http://schemas.microsoft.com/office/word/2018/wordml/cex" xmlns:w16cid="http://schemas.microsoft.com/office/word/2016/wordml/cid" xmlns:w16="http://schemas.microsoft.com/office/word/2018/wordml" xmlns:w16du="http://schemas.microsoft.com/office/word/2023/wordml/word16du" xmlns:w16sdtdh="http://schemas.microsoft.com/office/word/2020/wordml/sdtdatahash" xmlns:w16sdtfl="http://schemas.microsoft.com/office/word/2024/wordml/sdtformatlock" xmlns:w16se="http://schemas.microsoft.com/office/word/2015/wordml/symex" xmlns:wpg="http://schemas.microsoft.com/office/word/2010/wordprocessingGroup" xmlns:wpi="http://schemas.microsoft.com/office/word/2010/wordprocessingInk" xmlns:wne="http://schemas.microsoft.com/office/word/2006/wordml" xmlns:wps="http://schemas.microsoft.com/office/word/2010/wordprocessingShape" mc:Ignorable="w14 w15 w16se w16cid w16 w16cex w16sdtdh w16sdtfl w16du wp14">
   <w:abstractNum w:abstractNumId="0" w15:restartNumberingAfterBreak="0">
     <w:nsid w:val="147A46AA"/>
     <w:multiLevelType w:val="hybridMultilevel"/>
@@ -751,7 +617,7 @@
 </file>
 
 <file path=word/styles.xml><?xml version="1.0" encoding="utf-8"?>
-<w:styles xmlns:mc="http://schemas.openxmlformats.org/markup-compatibility/2006" xmlns:r="http://schemas.openxmlformats.org/officeDocument/2006/relationships" xmlns:w="http://schemas.openxmlformats.org/wordprocessingml/2006/main" xmlns:w14="http://schemas.microsoft.com/office/word/2010/wordml" xmlns:w15="http://schemas.microsoft.com/office/word/2012/wordml" xmlns:w16cex="http://schemas.microsoft.com/office/word/2018/wordml/cex" xmlns:w16cid="http://schemas.microsoft.com/office/word/2016/wordml/cid" xmlns:w16="http://schemas.microsoft.com/office/word/2018/wordml" xmlns:w16du="http://schemas.microsoft.com/office/word/2023/wordml/word16du" xmlns:w16sdtdh="http://schemas.microsoft.com/office/word/2020/wordml/sdtdatahash" xmlns:w16se="http://schemas.microsoft.com/office/word/2015/wordml/symex" mc:Ignorable="w14 w15 w16se w16cid w16 w16cex w16sdtdh w16du">
+<w:styles xmlns:mc="http://schemas.openxmlformats.org/markup-compatibility/2006" xmlns:r="http://schemas.openxmlformats.org/officeDocument/2006/relationships" xmlns:w="http://schemas.openxmlformats.org/wordprocessingml/2006/main" xmlns:w14="http://schemas.microsoft.com/office/word/2010/wordml" xmlns:w15="http://schemas.microsoft.com/office/word/2012/wordml" xmlns:w16cex="http://schemas.microsoft.com/office/word/2018/wordml/cex" xmlns:w16cid="http://schemas.microsoft.com/office/word/2016/wordml/cid" xmlns:w16="http://schemas.microsoft.com/office/word/2018/wordml" xmlns:w16du="http://schemas.microsoft.com/office/word/2023/wordml/word16du" xmlns:w16sdtdh="http://schemas.microsoft.com/office/word/2020/wordml/sdtdatahash" xmlns:w16sdtfl="http://schemas.microsoft.com/office/word/2024/wordml/sdtformatlock" xmlns:w16se="http://schemas.microsoft.com/office/word/2015/wordml/symex" mc:Ignorable="w14 w15 w16se w16cid w16 w16cex w16sdtdh w16sdtfl w16du">
   <w:docDefaults>
     <w:rPrDefault>
       <w:rPr>
